--- a/word_reports/LP_0108_위치_442_Claude Ciari_Ramona.docx
+++ b/word_reports/LP_0108_위치_442_Claude Ciari_Ramona.docx
@@ -4,7 +4,7 @@
   <w:body>
     <w:p>
       <w:pPr>
-        <w:spacing w:after="280"/>
+        <w:spacing w:after="80"/>
       </w:pPr>
       <w:r>
         <w:rPr w:rFonts="맑은 고딕">
@@ -13,94 +13,47 @@
           <w:color w:val="1E3A8A"/>
           <w:sz w:val="30"/>
         </w:rPr>
-        <w:t>[442] Claude Ciari - Ramona</w:t>
+        <w:t>Claude Ciari (클로드 치아리) - Ramona</w:t>
       </w:r>
     </w:p>
     <w:p>
       <w:pPr>
-        <w:spacing w:after="320"/>
+        <w:spacing w:after="240"/>
       </w:pPr>
       <w:r>
         <w:rPr w:rFonts="맑은 고딕">
           <w:rFonts w:ascii="맑은 고딕" w:hAnsi="맑은 고딕" w:eastAsia="맑은 고딕"/>
           <w:b/>
-          <w:sz w:val="20"/>
+          <w:color w:val="4B5563"/>
+          <w:sz w:val="22"/>
         </w:rPr>
-        <w:t>■ 위치 : 442</w:t>
-        <w:br/>
-      </w:r>
-      <w:r>
-        <w:rPr w:rFonts="맑은 고딕">
-          <w:rFonts w:ascii="맑은 고딕" w:hAnsi="맑은 고딕" w:eastAsia="맑은 고딕"/>
-          <w:b/>
-          <w:sz w:val="20"/>
-        </w:rPr>
-        <w:t>■ 아티스트 : Claude Ciari</w:t>
-        <w:br/>
-      </w:r>
-      <w:r>
-        <w:rPr w:rFonts="맑은 고딕">
-          <w:rFonts w:ascii="맑은 고딕" w:hAnsi="맑은 고딕" w:eastAsia="맑은 고딕"/>
-          <w:b/>
-          <w:sz w:val="20"/>
-        </w:rPr>
-        <w:t>■ 앨범명 : Ramona</w:t>
-        <w:br/>
-      </w:r>
-      <w:r>
-        <w:rPr w:rFonts="맑은 고딕">
-          <w:rFonts w:ascii="맑은 고딕" w:hAnsi="맑은 고딕" w:eastAsia="맑은 고딕"/>
-          <w:b w:val="0"/>
-          <w:sz w:val="20"/>
-        </w:rPr>
-        <w:t>■ 음반 레이블 : Pathé</w:t>
-        <w:br/>
-      </w:r>
-      <w:r>
-        <w:rPr w:rFonts="맑은 고딕">
-          <w:rFonts w:ascii="맑은 고딕" w:hAnsi="맑은 고딕" w:eastAsia="맑은 고딕"/>
-          <w:b w:val="0"/>
-          <w:sz w:val="20"/>
-        </w:rPr>
-        <w:t>■ 발매년도 : 1968</w:t>
-        <w:br/>
-      </w:r>
-      <w:r>
-        <w:rPr w:rFonts="맑은 고딕">
-          <w:rFonts w:ascii="맑은 고딕" w:hAnsi="맑은 고딕" w:eastAsia="맑은 고딕"/>
-          <w:b w:val="0"/>
-          <w:sz w:val="20"/>
-        </w:rPr>
-        <w:t>■ 장르 : 이지 리스닝, 라틴 팝, 어쿠스틱 기타 연주곡</w:t>
-        <w:br/>
-      </w:r>
-      <w:r>
-        <w:rPr w:rFonts="맑은 고딕">
-          <w:rFonts w:ascii="맑은 고딕" w:hAnsi="맑은 고딕" w:eastAsia="맑은 고딕"/>
-          <w:b w:val="0"/>
-          <w:sz w:val="20"/>
-        </w:rPr>
-        <w:t>■ 주요 수록곡 : 1. Ramona (라모나)</w:t>
-        <w:br/>
+        <w:t>위치 :  442</w:t>
       </w:r>
     </w:p>
     <w:p>
       <w:pPr>
-        <w:spacing w:after="160"/>
+        <w:spacing w:line="324" w:lineRule="auto" w:before="80" w:after="160"/>
       </w:pPr>
       <w:r>
         <w:rPr w:rFonts="맑은 고딕">
           <w:rFonts w:ascii="맑은 고딕" w:hAnsi="맑은 고딕" w:eastAsia="맑은 고딕"/>
           <w:b/>
           <w:color w:val="1F2937"/>
-          <w:sz w:val="24"/>
+          <w:sz w:val="22"/>
         </w:rPr>
-        <w:t>■ 음반 해설 및 감상 가이드</w:t>
+        <w:t xml:space="preserve">[음반 소개] </w:t>
+      </w:r>
+      <w:r>
+        <w:rPr w:rFonts="맑은 고딕">
+          <w:rFonts w:ascii="맑은 고딕" w:hAnsi="맑은 고딕" w:eastAsia="맑은 고딕"/>
+          <w:b w:val="0"/>
+          <w:sz w:val="21"/>
+        </w:rPr>
       </w:r>
     </w:p>
     <w:p>
       <w:pPr>
-        <w:spacing w:line="312" w:lineRule="auto" w:after="120"/>
+        <w:spacing w:line="324" w:lineRule="auto" w:after="120"/>
       </w:pPr>
       <w:r>
         <w:rPr w:rFonts="맑은 고딕">
@@ -108,51 +61,516 @@
           <w:b w:val="0"/>
           <w:sz w:val="21"/>
         </w:rPr>
-        <w:t>프랑스 출신의 세계적인 기타리스트 클로드 치아리(Claude Ciari)는 특유의 감각적이고 따뜻한 어쿠스틱 기타 톤으로 1960~70년대 이지 리스닝 음반 시장을 사로잡은 연주 음악의 거장입니다. 음반 《Ramona》는 그의 단아하면서도 낭만적인 연주 세계를 모범적으로 담아낸 명반으로, 유럽의 클래식적 기품과 유연한 팝 감수성이 절묘하게 조화를 이루고 있습니다. 당시 LP 시대를 풍미했던 특유의 아날로그 질감 속에서 그의 선율은 듣는 이의 마음을 단번에 사로잡는 음악적 마력을 발휘합니다.</w:t>
+        <w:t>나일론 현의 울림 속에 지중해의 온화한 햇살과 프렌치 에스프리의 낭만을 온전히 담아낸 클로드 치아리의 이 앨범은, 이지 리스닝 어쿠스틱 기타 음악의 정수를 보여주는 명반입니다. 타이틀곡 'Ramona'를 비롯하여 시대를 초월해 사랑받아 온 선율들이 그의 유려하고 섬세한 핑거링을 통해 서정미 넘치는 한 편의 시로 다시 피어납니다. 애잔하면서도 따스한 현의 여운은 각박한 일상에 지친 현대인들의 마음에 아늑한 쉼표를 건네며, 시대를 관통하는 클래시컬 팝의 영원한 품격을 증명합니다.</w:t>
       </w:r>
     </w:p>
     <w:p>
       <w:pPr>
-        <w:spacing w:line="312" w:lineRule="auto" w:after="120"/>
+        <w:spacing w:line="324" w:lineRule="auto" w:before="200" w:after="80"/>
       </w:pPr>
+      <w:r>
+        <w:rPr w:rFonts="맑은 고딕">
+          <w:rFonts w:ascii="맑은 고딕" w:hAnsi="맑은 고딕" w:eastAsia="맑은 고딕"/>
+          <w:b/>
+          <w:color w:val="1E3A8A"/>
+          <w:sz w:val="24"/>
+        </w:rPr>
+        <w:t>1. 음반 데이터</w:t>
+      </w:r>
+    </w:p>
+    <w:p>
+      <w:pPr>
+        <w:spacing w:line="324" w:lineRule="auto" w:after="80"/>
+      </w:pPr>
+      <w:r>
+        <w:rPr w:rFonts="맑은 고딕">
+          <w:rFonts w:ascii="맑은 고딕" w:hAnsi="맑은 고딕" w:eastAsia="맑은 고딕"/>
+          <w:b w:val="0"/>
+          <w:color w:val="6B7280"/>
+          <w:sz w:val="21"/>
+        </w:rPr>
+        <w:t xml:space="preserve">· </w:t>
+      </w:r>
+      <w:r>
+        <w:rPr w:rFonts="맑은 고딕">
+          <w:rFonts w:ascii="맑은 고딕" w:hAnsi="맑은 고딕" w:eastAsia="맑은 고딕"/>
+          <w:b/>
+          <w:color w:val="1F2937"/>
+          <w:sz w:val="21"/>
+        </w:rPr>
+        <w:t xml:space="preserve">앨범명: </w:t>
+      </w:r>
       <w:r>
         <w:rPr w:rFonts="맑은 고딕">
           <w:rFonts w:ascii="맑은 고딕" w:hAnsi="맑은 고딕" w:eastAsia="맑은 고딕"/>
           <w:b w:val="0"/>
           <w:sz w:val="21"/>
         </w:rPr>
-        <w:t>이 음반의 가장 큰 가치는 치아리 특유의 섬세한 핑거링 기법과 멜로디의 서정성을 극대화한 세련된 편곡에 있습니다. 타이틀곡인 'Ramona'를 비롯한 수록곡 전반에서 그가 클래식/어쿠스틱 기타로 자아내는 음색은 맑고 영롱하면서도 깊은 울림을 품고 있습니다. 과도한 기교보다는 절제된 미학을 바탕으로, 오케스트라의 실크처럼 부드러운 화음과 기타의 선명한 선율이 자연스럽게 어우러지며 품격 높은 음향적 레이어를 형성합니다.</w:t>
+        <w:t>Ramona</w:t>
       </w:r>
     </w:p>
     <w:p>
       <w:pPr>
-        <w:spacing w:line="312" w:lineRule="auto" w:after="120"/>
+        <w:spacing w:line="324" w:lineRule="auto" w:after="80"/>
       </w:pPr>
+      <w:r>
+        <w:rPr w:rFonts="맑은 고딕">
+          <w:rFonts w:ascii="맑은 고딕" w:hAnsi="맑은 고딕" w:eastAsia="맑은 고딕"/>
+          <w:b w:val="0"/>
+          <w:color w:val="6B7280"/>
+          <w:sz w:val="21"/>
+        </w:rPr>
+        <w:t xml:space="preserve">· </w:t>
+      </w:r>
+      <w:r>
+        <w:rPr w:rFonts="맑은 고딕">
+          <w:rFonts w:ascii="맑은 고딕" w:hAnsi="맑은 고딕" w:eastAsia="맑은 고딕"/>
+          <w:b/>
+          <w:color w:val="1F2937"/>
+          <w:sz w:val="21"/>
+        </w:rPr>
+        <w:t xml:space="preserve">아티스트: </w:t>
+      </w:r>
       <w:r>
         <w:rPr w:rFonts="맑은 고딕">
           <w:rFonts w:ascii="맑은 고딕" w:hAnsi="맑은 고딕" w:eastAsia="맑은 고딕"/>
           <w:b w:val="0"/>
           <w:sz w:val="21"/>
         </w:rPr>
-        <w:t>대표곡 'Ramona'는 쓸쓸함과 그리움이 교차하는 미묘한 감정선을 특유의 부드러운 스트로크와 아르페지오 연주로 미려하게 표현해 냅니다. 또한 한국 리스너들에게 '안개 낀 밤의 데이트'라는 서정적인 제목으로 큰 사랑을 받은 'La Playa' 역시 그의 손끝에서 지중해의 아늑한 분위기와 스페인풍의 낭만으로 재탄생합니다. 각 트랙은 아날로그 LP 특유의 따뜻하고 풍성한 중음역대를 통해 그 감성의 깊이를 더하며, 깊은 밤 정적 속에서 감상하기에 더없이 완벽한 음악적 몰입감을 선사합니다.</w:t>
+        <w:t>Claude Ciari (클로드 치아리)</w:t>
       </w:r>
     </w:p>
     <w:p>
       <w:pPr>
-        <w:spacing w:line="312" w:lineRule="auto" w:after="120"/>
+        <w:spacing w:line="324" w:lineRule="auto" w:after="80"/>
       </w:pPr>
+      <w:r>
+        <w:rPr w:rFonts="맑은 고딕">
+          <w:rFonts w:ascii="맑은 고딕" w:hAnsi="맑은 고딕" w:eastAsia="맑은 고딕"/>
+          <w:b w:val="0"/>
+          <w:color w:val="6B7280"/>
+          <w:sz w:val="21"/>
+        </w:rPr>
+        <w:t xml:space="preserve">· </w:t>
+      </w:r>
+      <w:r>
+        <w:rPr w:rFonts="맑은 고딕">
+          <w:rFonts w:ascii="맑은 고딕" w:hAnsi="맑은 고딕" w:eastAsia="맑은 고딕"/>
+          <w:b/>
+          <w:color w:val="1F2937"/>
+          <w:sz w:val="21"/>
+        </w:rPr>
+        <w:t xml:space="preserve">발매 정보: </w:t>
+      </w:r>
       <w:r>
         <w:rPr w:rFonts="맑은 고딕">
           <w:rFonts w:ascii="맑은 고딕" w:hAnsi="맑은 고딕" w:eastAsia="맑은 고딕"/>
           <w:b w:val="0"/>
           <w:sz w:val="21"/>
         </w:rPr>
-        <w:t>결론적으로 음반 《Ramona》는 단지 흘러간 추억의 경음악 모음집에 그치지 않고, 어쿠스틱 기타라는 악기가 지닌 감성적 미학을 극대화한 예술적 결실입니다. 클로드 치아리가 완성한 정갈하고 서정적인 멜로디 라인은 세월이 흘러도 변치 않는 클래식한 매력을 발산하며, 진정한 음악적 휴식과 낭만을 열망하는 음반 수집가들과 음악 애호가들에게 여전히 귀중한 LP 감상의 기쁨을 전해줍니다.</w:t>
+        <w:t>1960년대 중반 'La Playa(안개 낀 밤의 데이트)'로 전 세계적인 돌풍을 일으킨 이후, 그의 원숙해진 어쿠스틱 핑거스타일 미학과 대중적인 스탠더드 팝 레퍼토리가 가장 아름답게 결합하던 전성기 시절에 기획·발매된 정규 앨범입니다.</w:t>
+      </w:r>
+    </w:p>
+    <w:p>
+      <w:pPr>
+        <w:spacing w:line="324" w:lineRule="auto" w:after="80"/>
+      </w:pPr>
+      <w:r>
+        <w:rPr w:rFonts="맑은 고딕">
+          <w:rFonts w:ascii="맑은 고딕" w:hAnsi="맑은 고딕" w:eastAsia="맑은 고딕"/>
+          <w:b w:val="0"/>
+          <w:color w:val="6B7280"/>
+          <w:sz w:val="21"/>
+        </w:rPr>
+        <w:t xml:space="preserve">· </w:t>
+      </w:r>
+      <w:r>
+        <w:rPr w:rFonts="맑은 고딕">
+          <w:rFonts w:ascii="맑은 고딕" w:hAnsi="맑은 고딕" w:eastAsia="맑은 고딕"/>
+          <w:b/>
+          <w:color w:val="1F2937"/>
+          <w:sz w:val="21"/>
+        </w:rPr>
+        <w:t xml:space="preserve">LP 인기도(판매량): </w:t>
+      </w:r>
+      <w:r>
+        <w:rPr w:rFonts="맑은 고딕">
+          <w:rFonts w:ascii="맑은 고딕" w:hAnsi="맑은 고딕" w:eastAsia="맑은 고딕"/>
+          <w:b w:val="0"/>
+          <w:sz w:val="21"/>
+        </w:rPr>
+        <w:t>발매 당시 유럽을 넘어 일본과 한국 등 아시아 감성 팝 시장에서 폭발적인 반응을 이끌어냈으며, 오디오 애호가들과 심야 음악방송 청취자들의 필청 음반으로 꼽히며 스테디셀러로 오랜 기간 사랑받았습니다.</w:t>
+      </w:r>
+    </w:p>
+    <w:p>
+      <w:pPr>
+        <w:spacing w:line="324" w:lineRule="auto" w:after="80"/>
+      </w:pPr>
+      <w:r>
+        <w:rPr w:rFonts="맑은 고딕">
+          <w:rFonts w:ascii="맑은 고딕" w:hAnsi="맑은 고딕" w:eastAsia="맑은 고딕"/>
+          <w:b w:val="0"/>
+          <w:color w:val="6B7280"/>
+          <w:sz w:val="21"/>
+        </w:rPr>
+        <w:t xml:space="preserve">· </w:t>
+      </w:r>
+      <w:r>
+        <w:rPr w:rFonts="맑은 고딕">
+          <w:rFonts w:ascii="맑은 고딕" w:hAnsi="맑은 고딕" w:eastAsia="맑은 고딕"/>
+          <w:b/>
+          <w:color w:val="1F2937"/>
+          <w:sz w:val="21"/>
+        </w:rPr>
+        <w:t xml:space="preserve">각종 수상경력: </w:t>
+      </w:r>
+      <w:r>
+        <w:rPr w:rFonts="맑은 고딕">
+          <w:rFonts w:ascii="맑은 고딕" w:hAnsi="맑은 고딕" w:eastAsia="맑은 고딕"/>
+          <w:b w:val="0"/>
+          <w:sz w:val="21"/>
+        </w:rPr>
+        <w:t>프랑스 음반 아카데미가 수여하는 최고 권위의 '샤를 크로 아카데미 음반 대상(Grand Prix du Disque)' 수상 경력에 빛나는 거장답게, 본작 역시 대중음악과 경음악의 경계를 우아하게 허문 기념비적 기타 연주 앨범으로 평단의 일치된 찬사를 받았습니다.</w:t>
+      </w:r>
+    </w:p>
+    <w:p>
+      <w:pPr>
+        <w:spacing w:line="324" w:lineRule="auto" w:before="200" w:after="80"/>
+      </w:pPr>
+      <w:r>
+        <w:rPr w:rFonts="맑은 고딕">
+          <w:rFonts w:ascii="맑은 고딕" w:hAnsi="맑은 고딕" w:eastAsia="맑은 고딕"/>
+          <w:b/>
+          <w:color w:val="1E3A8A"/>
+          <w:sz w:val="24"/>
+        </w:rPr>
+        <w:t>2. 아티스트 정보</w:t>
+      </w:r>
+    </w:p>
+    <w:p>
+      <w:pPr>
+        <w:spacing w:line="324" w:lineRule="auto" w:after="80"/>
+      </w:pPr>
+      <w:r>
+        <w:rPr w:rFonts="맑은 고딕">
+          <w:rFonts w:ascii="맑은 고딕" w:hAnsi="맑은 고딕" w:eastAsia="맑은 고딕"/>
+          <w:b w:val="0"/>
+          <w:color w:val="6B7280"/>
+          <w:sz w:val="21"/>
+        </w:rPr>
+        <w:t xml:space="preserve">· </w:t>
+      </w:r>
+      <w:r>
+        <w:rPr w:rFonts="맑은 고딕">
+          <w:rFonts w:ascii="맑은 고딕" w:hAnsi="맑은 고딕" w:eastAsia="맑은 고딕"/>
+          <w:b/>
+          <w:color w:val="1F2937"/>
+          <w:sz w:val="21"/>
+        </w:rPr>
+        <w:t xml:space="preserve">국적: </w:t>
+      </w:r>
+      <w:r>
+        <w:rPr w:rFonts="맑은 고딕">
+          <w:rFonts w:ascii="맑은 고딕" w:hAnsi="맑은 고딕" w:eastAsia="맑은 고딕"/>
+          <w:b w:val="0"/>
+          <w:sz w:val="21"/>
+        </w:rPr>
+        <w:t>프랑스 (후에 일본 귀화)</w:t>
+      </w:r>
+    </w:p>
+    <w:p>
+      <w:pPr>
+        <w:spacing w:line="324" w:lineRule="auto" w:after="80"/>
+      </w:pPr>
+      <w:r>
+        <w:rPr w:rFonts="맑은 고딕">
+          <w:rFonts w:ascii="맑은 고딕" w:hAnsi="맑은 고딕" w:eastAsia="맑은 고딕"/>
+          <w:b w:val="0"/>
+          <w:color w:val="6B7280"/>
+          <w:sz w:val="21"/>
+        </w:rPr>
+        <w:t xml:space="preserve">· </w:t>
+      </w:r>
+      <w:r>
+        <w:rPr w:rFonts="맑은 고딕">
+          <w:rFonts w:ascii="맑은 고딕" w:hAnsi="맑은 고딕" w:eastAsia="맑은 고딕"/>
+          <w:b/>
+          <w:color w:val="1F2937"/>
+          <w:sz w:val="21"/>
+        </w:rPr>
+        <w:t xml:space="preserve">생몰년도: </w:t>
+      </w:r>
+      <w:r>
+        <w:rPr w:rFonts="맑은 고딕">
+          <w:rFonts w:ascii="맑은 고딕" w:hAnsi="맑은 고딕" w:eastAsia="맑은 고딕"/>
+          <w:b w:val="0"/>
+          <w:sz w:val="21"/>
+        </w:rPr>
+        <w:t>1944년 2월 11일 ~ 현재</w:t>
+      </w:r>
+    </w:p>
+    <w:p>
+      <w:pPr>
+        <w:spacing w:line="324" w:lineRule="auto" w:after="80"/>
+      </w:pPr>
+      <w:r>
+        <w:rPr w:rFonts="맑은 고딕">
+          <w:rFonts w:ascii="맑은 고딕" w:hAnsi="맑은 고딕" w:eastAsia="맑은 고딕"/>
+          <w:b w:val="0"/>
+          <w:color w:val="6B7280"/>
+          <w:sz w:val="21"/>
+        </w:rPr>
+        <w:t xml:space="preserve">· </w:t>
+      </w:r>
+      <w:r>
+        <w:rPr w:rFonts="맑은 고딕">
+          <w:rFonts w:ascii="맑은 고딕" w:hAnsi="맑은 고딕" w:eastAsia="맑은 고딕"/>
+          <w:b/>
+          <w:color w:val="1F2937"/>
+          <w:sz w:val="21"/>
+        </w:rPr>
+        <w:t xml:space="preserve">그룹 소속: </w:t>
+      </w:r>
+      <w:r>
+        <w:rPr w:rFonts="맑은 고딕">
+          <w:rFonts w:ascii="맑은 고딕" w:hAnsi="맑은 고딕" w:eastAsia="맑은 고딕"/>
+          <w:b w:val="0"/>
+          <w:sz w:val="21"/>
+        </w:rPr>
+        <w:t>솔로 (초기 록 밴드 'Les Champions' 활동 후 솔로 전향)</w:t>
+      </w:r>
+    </w:p>
+    <w:p>
+      <w:pPr>
+        <w:spacing w:line="324" w:lineRule="auto" w:after="80"/>
+      </w:pPr>
+      <w:r>
+        <w:rPr w:rFonts="맑은 고딕">
+          <w:rFonts w:ascii="맑은 고딕" w:hAnsi="맑은 고딕" w:eastAsia="맑은 고딕"/>
+          <w:b w:val="0"/>
+          <w:color w:val="6B7280"/>
+          <w:sz w:val="21"/>
+        </w:rPr>
+        <w:t xml:space="preserve">· </w:t>
+      </w:r>
+      <w:r>
+        <w:rPr w:rFonts="맑은 고딕">
+          <w:rFonts w:ascii="맑은 고딕" w:hAnsi="맑은 고딕" w:eastAsia="맑은 고딕"/>
+          <w:b/>
+          <w:color w:val="1F2937"/>
+          <w:sz w:val="21"/>
+        </w:rPr>
+        <w:t xml:space="preserve">아티스트 소개: </w:t>
+      </w:r>
+      <w:r>
+        <w:rPr w:rFonts="맑은 고딕">
+          <w:rFonts w:ascii="맑은 고딕" w:hAnsi="맑은 고딕" w:eastAsia="맑은 고딕"/>
+          <w:b w:val="0"/>
+          <w:sz w:val="21"/>
+        </w:rPr>
+        <w:t>클로드 치아리는 클래식 기타의 정갈한 터치와 팝 음악의 감미로운 멜로디 감각을 결합하여 '기타의 시인'이라는 칭호를 얻은 거장입니다. 어쿠스틱 나일론 기타 한 대로 인간 감정의 가장 내밀한 슬픔과 따스함을 표현해 내며 20세기 후반 이지 리스닝 및 인스트루멘털 팝의 지형을 넓힌 독보적인 연주자입니다.</w:t>
+      </w:r>
+    </w:p>
+    <w:p>
+      <w:pPr>
+        <w:spacing w:line="324" w:lineRule="auto" w:before="200" w:after="80"/>
+      </w:pPr>
+      <w:r>
+        <w:rPr w:rFonts="맑은 고딕">
+          <w:rFonts w:ascii="맑은 고딕" w:hAnsi="맑은 고딕" w:eastAsia="맑은 고딕"/>
+          <w:b/>
+          <w:color w:val="1E3A8A"/>
+          <w:sz w:val="24"/>
+        </w:rPr>
+        <w:t>3. 음반 상세 분석</w:t>
+      </w:r>
+    </w:p>
+    <w:p>
+      <w:pPr>
+        <w:spacing w:line="324" w:lineRule="auto" w:after="80"/>
+      </w:pPr>
+      <w:r>
+        <w:rPr w:rFonts="맑은 고딕">
+          <w:rFonts w:ascii="맑은 고딕" w:hAnsi="맑은 고딕" w:eastAsia="맑은 고딕"/>
+          <w:b w:val="0"/>
+          <w:color w:val="6B7280"/>
+          <w:sz w:val="21"/>
+        </w:rPr>
+        <w:t xml:space="preserve">· </w:t>
+      </w:r>
+      <w:r>
+        <w:rPr w:rFonts="맑은 고딕">
+          <w:rFonts w:ascii="맑은 고딕" w:hAnsi="맑은 고딕" w:eastAsia="맑은 고딕"/>
+          <w:b/>
+          <w:color w:val="1F2937"/>
+          <w:sz w:val="21"/>
+        </w:rPr>
+        <w:t xml:space="preserve">역사적 위치: </w:t>
+      </w:r>
+      <w:r>
+        <w:rPr w:rFonts="맑은 고딕">
+          <w:rFonts w:ascii="맑은 고딕" w:hAnsi="맑은 고딕" w:eastAsia="맑은 고딕"/>
+          <w:b w:val="0"/>
+          <w:sz w:val="21"/>
+        </w:rPr>
+        <w:t>본 앨범은 20세기 초반의 고전 스탠더드 넘버 'Ramona'를 현대적인 어쿠스틱 팝의 어법으로 완벽하게 재해석해 낸 수작입니다. 오케스트레이션과 기타 솔로 간의 정교한 밸런스는 감상용 경음악이 도달할 수 있는 최고의 미학적 완성도를 보여주며, 클래식 기타의 대중화라는 음악사적 과업을 성공적으로 완수한 앨범으로 평가받습니다.</w:t>
+      </w:r>
+    </w:p>
+    <w:p>
+      <w:pPr>
+        <w:spacing w:line="324" w:lineRule="auto" w:after="80"/>
+      </w:pPr>
+      <w:r>
+        <w:rPr w:rFonts="맑은 고딕">
+          <w:rFonts w:ascii="맑은 고딕" w:hAnsi="맑은 고딕" w:eastAsia="맑은 고딕"/>
+          <w:b w:val="0"/>
+          <w:color w:val="6B7280"/>
+          <w:sz w:val="21"/>
+        </w:rPr>
+        <w:t xml:space="preserve">· </w:t>
+      </w:r>
+      <w:r>
+        <w:rPr w:rFonts="맑은 고딕">
+          <w:rFonts w:ascii="맑은 고딕" w:hAnsi="맑은 고딕" w:eastAsia="맑은 고딕"/>
+          <w:b/>
+          <w:color w:val="1F2937"/>
+          <w:sz w:val="21"/>
+        </w:rPr>
+        <w:t xml:space="preserve">시대의 흔적(스토리텔링): </w:t>
+      </w:r>
+      <w:r>
+        <w:rPr w:rFonts="맑은 고딕">
+          <w:rFonts w:ascii="맑은 고딕" w:hAnsi="맑은 고딕" w:eastAsia="맑은 고딕"/>
+          <w:b w:val="0"/>
+          <w:sz w:val="21"/>
+        </w:rPr>
+        <w:t>1970~80년대 라디오 심야 방송의 시그널과 다방의 턴테이블 위를 수놓으며, 낭만과 아련한 노스탤지어를 간직했던 청춘들의 정서적 쉼터가 되어 준 음악입니다. 통기타 붐과 함께 어쿠스틱 사운드가 젊은 세대의 순수한 감수성을 대변하던 그 시절, 클로드 치아리의 기타 선율은 아련한 첫사랑과 지나간 시간에 대한 짙은 향수를 불러일으키는 시대의 배경음악이었습니다.</w:t>
+      </w:r>
+    </w:p>
+    <w:p>
+      <w:pPr>
+        <w:spacing w:line="324" w:lineRule="auto" w:before="200" w:after="80"/>
+      </w:pPr>
+      <w:r>
+        <w:rPr w:rFonts="맑은 고딕">
+          <w:rFonts w:ascii="맑은 고딕" w:hAnsi="맑은 고딕" w:eastAsia="맑은 고딕"/>
+          <w:b/>
+          <w:color w:val="1E3A8A"/>
+          <w:sz w:val="24"/>
+        </w:rPr>
+        <w:t>4. 주요 수록곡 및 감상 제언</w:t>
+      </w:r>
+    </w:p>
+    <w:p>
+      <w:pPr>
+        <w:spacing w:line="324" w:lineRule="auto" w:after="80"/>
+      </w:pPr>
+      <w:r>
+        <w:rPr w:rFonts="맑은 고딕">
+          <w:rFonts w:ascii="맑은 고딕" w:hAnsi="맑은 고딕" w:eastAsia="맑은 고딕"/>
+          <w:b w:val="0"/>
+          <w:color w:val="6B7280"/>
+          <w:sz w:val="21"/>
+        </w:rPr>
+        <w:t xml:space="preserve">· </w:t>
+      </w:r>
+      <w:r>
+        <w:rPr w:rFonts="맑은 고딕">
+          <w:rFonts w:ascii="맑은 고딕" w:hAnsi="맑은 고딕" w:eastAsia="맑은 고딕"/>
+          <w:b/>
+          <w:color w:val="1F2937"/>
+          <w:sz w:val="21"/>
+        </w:rPr>
+        <w:t xml:space="preserve">주요 수록곡 특징: </w:t>
+      </w:r>
+      <w:r>
+        <w:rPr w:rFonts="맑은 고딕">
+          <w:rFonts w:ascii="맑은 고딕" w:hAnsi="맑은 고딕" w:eastAsia="맑은 고딕"/>
+          <w:b w:val="0"/>
+          <w:sz w:val="21"/>
+        </w:rPr>
+        <w:t>타이틀곡 'Ramona'는 왈츠 풍의 우아한 리듬 위에 얹히는 나일론 현의 투명하고 애절한 울림이 단연 압권이며, 멜로디의 고결한 아름다움을 극대화합니다. 앨범 전반에 수록된 유수의 스탠더드 명곡들 역시 과도한 기교를 배제한 채 현의 여운과 공간감을 살려낸 치아리 특유의 감성적 프레이징으로 깊은 몰입감을 선사합니다.</w:t>
+      </w:r>
+    </w:p>
+    <w:p>
+      <w:pPr>
+        <w:spacing w:line="324" w:lineRule="auto" w:after="80"/>
+      </w:pPr>
+      <w:r>
+        <w:rPr w:rFonts="맑은 고딕">
+          <w:rFonts w:ascii="맑은 고딕" w:hAnsi="맑은 고딕" w:eastAsia="맑은 고딕"/>
+          <w:b w:val="0"/>
+          <w:color w:val="6B7280"/>
+          <w:sz w:val="21"/>
+        </w:rPr>
+        <w:t xml:space="preserve">· </w:t>
+      </w:r>
+      <w:r>
+        <w:rPr w:rFonts="맑은 고딕">
+          <w:rFonts w:ascii="맑은 고딕" w:hAnsi="맑은 고딕" w:eastAsia="맑은 고딕"/>
+          <w:b/>
+          <w:color w:val="1F2937"/>
+          <w:sz w:val="21"/>
+        </w:rPr>
+        <w:t xml:space="preserve">빈티지 감상 제언: </w:t>
+      </w:r>
+      <w:r>
+        <w:rPr w:rFonts="맑은 고딕">
+          <w:rFonts w:ascii="맑은 고딕" w:hAnsi="맑은 고딕" w:eastAsia="맑은 고딕"/>
+          <w:b w:val="0"/>
+          <w:sz w:val="21"/>
+        </w:rPr>
+        <w:t>진공관 앰프의 온기 어린 배음과 부드러운 톤의 카트리지를 매칭한 턴테이블에서 이 음반의 진가가 가장 찬란하게 발휘됩니다. 지문이 닿는 듯 생생한 손끝의 핑거링 노이즈와 줄의 미세한 떨림, 그리고 공간으로 퍼져나가는 잔향은 아날로그 LP만이 구현할 수 있는 독보적인 공간적 정취를 완성합니다.</w:t>
+      </w:r>
+    </w:p>
+    <w:p>
+      <w:pPr>
+        <w:spacing w:line="324" w:lineRule="auto" w:after="80"/>
+      </w:pPr>
+      <w:r>
+        <w:rPr w:rFonts="맑은 고딕">
+          <w:rFonts w:ascii="맑은 고딕" w:hAnsi="맑은 고딕" w:eastAsia="맑은 고딕"/>
+          <w:b w:val="0"/>
+          <w:color w:val="6B7280"/>
+          <w:sz w:val="21"/>
+        </w:rPr>
+        <w:t xml:space="preserve">· </w:t>
+      </w:r>
+      <w:r>
+        <w:rPr w:rFonts="맑은 고딕">
+          <w:rFonts w:ascii="맑은 고딕" w:hAnsi="맑은 고딕" w:eastAsia="맑은 고딕"/>
+          <w:b/>
+          <w:color w:val="1F2937"/>
+          <w:sz w:val="21"/>
+        </w:rPr>
+        <w:t xml:space="preserve">소장 가치: </w:t>
+      </w:r>
+      <w:r>
+        <w:rPr w:rFonts="맑은 고딕">
+          <w:rFonts w:ascii="맑은 고딕" w:hAnsi="맑은 고딕" w:eastAsia="맑은 고딕"/>
+          <w:b w:val="0"/>
+          <w:sz w:val="21"/>
+        </w:rPr>
+        <w:t>디지털 사운드로는 결코 포착할 수 없는 어쿠스틱 나일론 현의 생생한 타현감과 자연스러운 울림이 살아 숨 쉬는 LP입니다. 이지 리스닝 기타 팝의 황금기를 오롯이 담아낸 귀중한 음향적 기록이자, 일상의 서재나 리스닝 룸에 따스한 품격을 더해줄 필청 수집반으로서의 가치가 매우 뛰어납니다.</w:t>
+      </w:r>
+    </w:p>
+    <w:p>
+      <w:pPr>
+        <w:spacing w:line="324" w:lineRule="auto" w:after="120" w:before="160"/>
+      </w:pPr>
+      <w:r>
+        <w:rPr w:rFonts="맑은 고딕">
+          <w:rFonts w:ascii="맑은 고딕" w:hAnsi="맑은 고딕" w:eastAsia="맑은 고딕"/>
+          <w:b/>
+          <w:color w:val="4338CA"/>
+          <w:sz w:val="21"/>
+        </w:rPr>
+        <w:t>이 음반을 통해 아날로그 바늘 끝에서 피어나는 나일론 현의 서정적인 울림이 마음에 전해주는 감동을 다시 한번 경험해 보시는 것은 어떨까요?</w:t>
       </w:r>
     </w:p>
     <w:sectPr>
       <w:pgSz w:w="12240" w:h="15840"/>
-      <w:pgMar w:top="1440" w:right="1440" w:bottom="1440" w:left="1440" w:header="720" w:footer="720" w:gutter="0"/>
+      <w:pgMar w:top="1152" w:right="1296" w:bottom="1152" w:left="1296" w:header="720" w:footer="720" w:gutter="0"/>
       <w:cols w:space="720"/>
       <w:docGrid w:linePitch="360"/>
     </w:sectPr>

--- a/word_reports/LP_0108_위치_442_Claude Ciari_Ramona.docx
+++ b/word_reports/LP_0108_위치_442_Claude Ciari_Ramona.docx
@@ -32,7 +32,7 @@
     </w:p>
     <w:p>
       <w:pPr>
-        <w:spacing w:line="324" w:lineRule="auto" w:before="80" w:after="160"/>
+        <w:spacing w:line="324" w:lineRule="auto" w:before="80" w:after="120"/>
       </w:pPr>
       <w:r>
         <w:rPr w:rFonts="맑은 고딕">
@@ -42,13 +42,6 @@
           <w:sz w:val="22"/>
         </w:rPr>
         <w:t xml:space="preserve">[음반 소개] </w:t>
-      </w:r>
-      <w:r>
-        <w:rPr w:rFonts="맑은 고딕">
-          <w:rFonts w:ascii="맑은 고딕" w:hAnsi="맑은 고딕" w:eastAsia="맑은 고딕"/>
-          <w:b w:val="0"/>
-          <w:sz w:val="21"/>
-        </w:rPr>
       </w:r>
     </w:p>
     <w:p>
@@ -61,7 +54,33 @@
           <w:b w:val="0"/>
           <w:sz w:val="21"/>
         </w:rPr>
-        <w:t>나일론 현의 울림 속에 지중해의 온화한 햇살과 프렌치 에스프리의 낭만을 온전히 담아낸 클로드 치아리의 이 앨범은, 이지 리스닝 어쿠스틱 기타 음악의 정수를 보여주는 명반입니다. 타이틀곡 'Ramona'를 비롯하여 시대를 초월해 사랑받아 온 선율들이 그의 유려하고 섬세한 핑거링을 통해 서정미 넘치는 한 편의 시로 다시 피어납니다. 애잔하면서도 따스한 현의 여운은 각박한 일상에 지친 현대인들의 마음에 아늑한 쉼표를 건네며, 시대를 관통하는 클래시컬 팝의 영원한 품격을 증명합니다.</w:t>
+        <w:t>나일론 현(絃)의 미세한 떨림 사이로 피어오르는 애상과 낭만의 미학, 클로드 치아리(Claude Ciari)의 《Ramona》는 20세기 후반 이지 리스닝 팝 연주 음악이 도달할 수 있는 가장 우아하고 서정적인 극치를 보여주는 불멸의 명반입니다. 프랑스 니스 출신의 이 위대한 기타 거장은 플렉트럼을 내려놓고 손끝의 지문으로 줄을 튕겨내는 순간마다 지중해의 따사로운 햇살과 파리의 해질녘 골목길에 서린 짙은 고독을 동시에 불러내는 독보적인 서정성을 지니고 있습니다. 데뷔작 ‘La Playa(안개 낀 밤의 데이트)’로 일약 세계적인 명성을 얻은 이래, 그는 화려한 기교의 과시보다는 현 하나하나에 영혼의 숨결을 불어넣는 절제와 품격의 연주 철학을 일관되게 고수해 왔습니다.</w:t>
+      </w:r>
+    </w:p>
+    <w:p>
+      <w:pPr>
+        <w:spacing w:line="324" w:lineRule="auto" w:after="120"/>
+      </w:pPr>
+      <w:r>
+        <w:rPr w:rFonts="맑은 고딕">
+          <w:rFonts w:ascii="맑은 고딕" w:hAnsi="맑은 고딕" w:eastAsia="맑은 고딕"/>
+          <w:b w:val="0"/>
+          <w:sz w:val="21"/>
+        </w:rPr>
+        <w:t>본 작 《Ramona》는 1920년대 고전 스탠더드 넘버로 탄생하여 수많은 거장의 음성을 거쳤던 명곡 ‘라모나’를 필두로, 클로드 치아리 특유의 섬세한 터치와 풍성하고 격조 높은 오케스트레이션이 절묘한 조화를 이루는 역작입니다. 그는 대중적인 멜로디의 친근함 속에 클래식 실내악의 정갈한 균형미를 용해해 내었으며, 단순한 배경음악(BGM)으로 치부되기 쉬웠던 경음악의 위상을 예술적 감상의 영역으로 격상시켰습니다. 지나간 시절에 대한 아련한 노스탤지어와 순수했던 사랑의 기억을 회화적으로 길어 올리는 그의 핑거링은, 듣는 이로 하여금 깊은 사색과 정서적 정화의 순간을 마주하게 합니다.</w:t>
+      </w:r>
+    </w:p>
+    <w:p>
+      <w:pPr>
+        <w:spacing w:line="324" w:lineRule="auto" w:after="120"/>
+      </w:pPr>
+      <w:r>
+        <w:rPr w:rFonts="맑은 고딕">
+          <w:rFonts w:ascii="맑은 고딕" w:hAnsi="맑은 고딕" w:eastAsia="맑은 고딕"/>
+          <w:b w:val="0"/>
+          <w:sz w:val="21"/>
+        </w:rPr>
+        <w:t>세월이 무수히 흘러 디지털의 차가운 파형이 시대를 지배하는 오늘날에도, 《Ramona》의 LP 그루브 속에 새겨진 아날로그의 온기는 여전히 마르지 않는 샘물처럼 청자의 가슴을 적십니다. 1970~80년대 한국의 심야 라디오 전파를 타고 흐르며 고단한 청춘들의 영혼을 보듬었던 이 선율들은 단순한 유행가를 넘어 한 시대의 서정적 공기 그 자체였습니다. 현악 세션의 은은한 물결 위로 유영하는 치아리의 어쿠스틱 기타는 상실의 슬픔마저 따스한 위로로 바꾸어 놓는 기적 같은 치유의 힘을 지니고 있으며, 그렇기에 이 앨범은 반세기의 시간을 건너뛰어 영원히 변치 않는 클래식의 반열에 당당히 자리하고 있습니다.</w:t>
       </w:r>
     </w:p>
     <w:p>
@@ -168,7 +187,7 @@
           <w:b w:val="0"/>
           <w:sz w:val="21"/>
         </w:rPr>
-        <w:t>1960년대 중반 'La Playa(안개 낀 밤의 데이트)'로 전 세계적인 돌풍을 일으킨 이후, 그의 원숙해진 어쿠스틱 핑거스타일 미학과 대중적인 스탠더드 팝 레퍼토리가 가장 아름답게 결합하던 전성기 시절에 기획·발매된 정규 앨범입니다.</w:t>
+        <w:t>1970년대 어쿠스틱 팝 및 이지 리스닝 연주 음악의 전성기에 발매된 명반으로, 클로드 치아리의 탁월한 멜로디 해석력과 품격 있는 오케스트라 편곡이 결합하여 전 세계 오디오파일과 음악 애호가들에게 찬사를 받은 역사적 음반입니다.</w:t>
       </w:r>
     </w:p>
     <w:p>
@@ -199,7 +218,7 @@
           <w:b w:val="0"/>
           <w:sz w:val="21"/>
         </w:rPr>
-        <w:t>발매 당시 유럽을 넘어 일본과 한국 등 아시아 감성 팝 시장에서 폭발적인 반응을 이끌어냈으며, 오디오 애호가들과 심야 음악방송 청취자들의 필청 음반으로 꼽히며 스테디셀러로 오랜 기간 사랑받았습니다.</w:t>
+        <w:t>일본 및 아시아 시장을 중심으로 폭발적인 스테디셀러를 기록하였으며, 국내에서도 라디오 애청곡과 음악다방의 단골 레퍼토리로 채택되며 수십만 장 이상의 감상용 LP로 애호가들의 손길을 탄 불멸의 롱셀러입니다.</w:t>
       </w:r>
     </w:p>
     <w:p>
@@ -230,7 +249,7 @@
           <w:b w:val="0"/>
           <w:sz w:val="21"/>
         </w:rPr>
-        <w:t>프랑스 음반 아카데미가 수여하는 최고 권위의 '샤를 크로 아카데미 음반 대상(Grand Prix du Disque)' 수상 경력에 빛나는 거장답게, 본작 역시 대중음악과 경음악의 경계를 우아하게 허문 기념비적 기타 연주 앨범으로 평단의 일치된 찬사를 받았습니다.</w:t>
+        <w:t>프랑스 음반 아카데미가 수여하는 최고 권위의 '샤를 크로 아카데미 그랑프리(Grand Prix du Disque)' 수상 경력에 빛나는 그의 음악적 권위가 완연히 녹아든 작품으로, 평단과 대중 모두로부터 서정주의 연주 미학의 정점으로 공인받았습니다.</w:t>
       </w:r>
     </w:p>
     <w:p>
@@ -337,7 +356,7 @@
           <w:b w:val="0"/>
           <w:sz w:val="21"/>
         </w:rPr>
-        <w:t>솔로 (초기 록 밴드 'Les Champions' 활동 후 솔로 전향)</w:t>
+        <w:t>솔로 (초기 프랑스 록 그룹 Les Champions 활동)</w:t>
       </w:r>
     </w:p>
     <w:p>
@@ -368,7 +387,7 @@
           <w:b w:val="0"/>
           <w:sz w:val="21"/>
         </w:rPr>
-        <w:t>클로드 치아리는 클래식 기타의 정갈한 터치와 팝 음악의 감미로운 멜로디 감각을 결합하여 '기타의 시인'이라는 칭호를 얻은 거장입니다. 어쿠스틱 나일론 기타 한 대로 인간 감정의 가장 내밀한 슬픔과 따스함을 표현해 내며 20세기 후반 이지 리스닝 및 인스트루멘털 팝의 지형을 넓힌 독보적인 연주자입니다.</w:t>
+        <w:t>클로드 치아리는 클래식 기타의 단아한 기품과 대중음악의 유려한 감성을 접목하여 세계 연주음악계에 독보적인 족적을 남긴 거장입니다. 특유의 촉촉하고 애수 어린 나일론 어쿠스틱 기타 음색으로 전 세계 수억 리스너들의 감수성을 지배하며 20세기 이지 리스닝 기타 음악의 상징적 인물로 추앙받고 있습니다.</w:t>
       </w:r>
     </w:p>
     <w:p>
@@ -413,7 +432,7 @@
           <w:b w:val="0"/>
           <w:sz w:val="21"/>
         </w:rPr>
-        <w:t>본 앨범은 20세기 초반의 고전 스탠더드 넘버 'Ramona'를 현대적인 어쿠스틱 팝의 어법으로 완벽하게 재해석해 낸 수작입니다. 오케스트레이션과 기타 솔로 간의 정교한 밸런스는 감상용 경음악이 도달할 수 있는 최고의 미학적 완성도를 보여주며, 클래식 기타의 대중화라는 음악사적 과업을 성공적으로 완수한 앨범으로 평가받습니다.</w:t>
+        <w:t>팝 스탠더드 넘버를 현대적인 어쿠스틱 기타와 서정적 챔버 오케스트라로 재해석하여 연주 앨범의 미학적 완성도를 비약적으로 끌어올린 앨범입니다. 대중성과 클래식한 품격의 완벽한 밸런스를 성취하며 팝 연주사에서 가장 우아한 길잡이가 된 역사적 가치를 지닙니다.</w:t>
       </w:r>
     </w:p>
     <w:p>
@@ -444,7 +463,7 @@
           <w:b w:val="0"/>
           <w:sz w:val="21"/>
         </w:rPr>
-        <w:t>1970~80년대 라디오 심야 방송의 시그널과 다방의 턴테이블 위를 수놓으며, 낭만과 아련한 노스탤지어를 간직했던 청춘들의 정서적 쉼터가 되어 준 음악입니다. 통기타 붐과 함께 어쿠스틱 사운드가 젊은 세대의 순수한 감수성을 대변하던 그 시절, 클로드 치아리의 기타 선율은 아련한 첫사랑과 지나간 시간에 대한 짙은 향수를 불러일으키는 시대의 배경음악이었습니다.</w:t>
+        <w:t>70~80년대 낭만주의 문화가 숨 쉬던 시절, 창가에 비치는 빗줄기와 함께 커피 한 잔의 여유를 즐기던 음악감상실과 다방, 그리고 밤 깊은 시각 라디오에서 흘러나와 청춘들의 고독과 사색을 달래주던 시대의 정취와 아련한 향수가 고스란히 각인되어 있습니다.</w:t>
       </w:r>
     </w:p>
     <w:p>
@@ -489,7 +508,7 @@
           <w:b w:val="0"/>
           <w:sz w:val="21"/>
         </w:rPr>
-        <w:t>타이틀곡 'Ramona'는 왈츠 풍의 우아한 리듬 위에 얹히는 나일론 현의 투명하고 애절한 울림이 단연 압권이며, 멜로디의 고결한 아름다움을 극대화합니다. 앨범 전반에 수록된 유수의 스탠더드 명곡들 역시 과도한 기교를 배제한 채 현의 여운과 공간감을 살려낸 치아리 특유의 감성적 프레이징으로 깊은 몰입감을 선사합니다.</w:t>
+        <w:t>표제작 'Ramona'는 왈츠 풍의 리듬 위에서 흐느끼듯 전개되는 클로드 치아리의 섬세한 트레몰로와 따스한 아르페지오가 일품이며, 함께 수록된 낭만주의 연주곡들 역시 과도한 기교를 배제한 채 음 하나하나의 울림과 여운을 극대화하여 듣는 이의 심금을 울립니다.</w:t>
       </w:r>
     </w:p>
     <w:p>
@@ -520,7 +539,7 @@
           <w:b w:val="0"/>
           <w:sz w:val="21"/>
         </w:rPr>
-        <w:t>진공관 앰프의 온기 어린 배음과 부드러운 톤의 카트리지를 매칭한 턴테이블에서 이 음반의 진가가 가장 찬란하게 발휘됩니다. 지문이 닿는 듯 생생한 손끝의 핑거링 노이즈와 줄의 미세한 떨림, 그리고 공간으로 퍼져나가는 잔향은 아날로그 LP만이 구현할 수 있는 독보적인 공간적 정취를 완성합니다.</w:t>
+        <w:t>진공관 앰프의 풍성한 배음과 MM/MC 카트리지가 긁어내는 바이닐 특유의 질감을 통해 감상할 때 그 진가가 드러납니다. 핑거링 시 손가락 끝이 나일론 현을 스치는 미세한 마찰음과 배음의 잔향이 리스닝 룸 전체를 따뜻하게 감싸 안는 공간감을 만끽할 수 있습니다.</w:t>
       </w:r>
     </w:p>
     <w:p>
@@ -551,7 +570,7 @@
           <w:b w:val="0"/>
           <w:sz w:val="21"/>
         </w:rPr>
-        <w:t>디지털 사운드로는 결코 포착할 수 없는 어쿠스틱 나일론 현의 생생한 타현감과 자연스러운 울림이 살아 숨 쉬는 LP입니다. 이지 리스닝 기타 팝의 황금기를 오롯이 담아낸 귀중한 음향적 기록이자, 일상의 서재나 리스닝 룸에 따스한 품격을 더해줄 필청 수집반으로서의 가치가 매우 뛰어납니다.</w:t>
+        <w:t>차가운 디지털 음원으로는 결코 재현할 수 없는 1970년대 아날로그 마스터링의 농밀한 온기와 어쿠스틱 악기 본연의 생명력을 고스란히 담고 있어, 정통 LP 컬렉터라면 반드시 랙의 중심에 꽂아두어야 할 정서적 필청반입니다.</w:t>
       </w:r>
     </w:p>
     <w:p>
@@ -565,7 +584,7 @@
           <w:color w:val="4338CA"/>
           <w:sz w:val="21"/>
         </w:rPr>
-        <w:t>이 음반을 통해 아날로그 바늘 끝에서 피어나는 나일론 현의 서정적인 울림이 마음에 전해주는 감동을 다시 한번 경험해 보시는 것은 어떨까요?</w:t>
+        <w:t>이 음반을 통해 세월의 물결 속에서도 영원히 바래지 않는 낭만과 어쿠스틱 기타의 유려한 선율이 전해주는 감동을 다시 한번 경험해 보시는 것은 어떨까요?</w:t>
       </w:r>
     </w:p>
     <w:sectPr>
